--- a/TDS Skill/templates/active/TDS_CN_国彩模板.docx
+++ b/TDS Skill/templates/active/TDS_CN_国彩模板.docx
@@ -352,35 +352,18 @@
         <w:pStyle w:val="Normal"/>
         <w:spacing w:lineRule="atLeast" w:line="0"/>
         <w:rPr>
-          <w:rFonts w:ascii="宋体" w:hAnsi="宋体" w:cs="宋体"/>
+          <w:rFonts w:ascii="宋体" w:hAnsi="宋体" w:eastAsia="宋体" w:cs="Times New Roman"/>
           <w:b/>
           <w:sz w:val="28"/>
         </w:rPr>
       </w:pPr>
       <w:r>
         <w:rPr>
-          <w:rFonts w:ascii="宋体" w:hAnsi="宋体" w:cs="宋体"/>
+          <w:rFonts w:ascii="宋体" w:hAnsi="宋体" w:cs="Times New Roman"/>
           <w:b/>
           <w:sz w:val="28"/>
         </w:rPr>
-        <w:t>【</w:t>
-      </w:r>
-      <w:r>
-        <w:rPr>
-          <w:rStyle w:val="HTML"/>
-          <w:rFonts w:ascii="宋体" w:hAnsi="宋体" w:cs="宋体"/>
-          <w:sz w:val="24"/>
-          <w:szCs w:val="24"/>
-        </w:rPr>
-        <w:t>供应形式</w:t>
-      </w:r>
-      <w:r>
-        <w:rPr>
-          <w:rFonts w:ascii="宋体" w:hAnsi="宋体" w:cs="宋体"/>
-          <w:b/>
-          <w:sz w:val="28"/>
-        </w:rPr>
-        <w:t>】</w:t>
+        <w:t>【供应形式】</w:t>
       </w:r>
     </w:p>
     <w:p>
@@ -396,7 +379,7 @@
       </w:pPr>
       <w:r>
         <w:rPr>
-          <w:rFonts w:cs="宋体" w:ascii="宋体" w:hAnsi="宋体"/>
+          <w:rFonts w:eastAsia="宋体" w:cs="宋体" w:ascii="宋体" w:hAnsi="宋体"/>
           <w:b/>
           <w:sz w:val="13"/>
           <w:szCs w:val="6"/>

--- a/TDS Skill/templates/active/TDS_CN_国彩模板.docx
+++ b/TDS Skill/templates/active/TDS_CN_国彩模板.docx
@@ -1520,16 +1520,12 @@
     <w:p>
       <w:pPr>
         <w:pStyle w:val="Normal"/>
-        <w:numPr>
-          <w:ilvl w:val="0"/>
-          <w:numId w:val="1"/>
-        </w:numPr>
         <w:tabs>
           <w:tab w:val="clear" w:pos="720"/>
           <w:tab w:val="left" w:pos="840" w:leader="none"/>
         </w:tabs>
         <w:spacing w:lineRule="atLeast" w:line="0"/>
-        <w:ind w:hanging="366" w:start="840" w:end="0"/>
+        <w:ind w:firstLineChars="0" w:firstLine="0" w:startChars="0" w:start="0" w:endChars="0" w:end="0"/>
         <w:jc w:val="both"/>
         <w:rPr>
           <w:rFonts w:ascii="Times New Roman" w:hAnsi="Times New Roman" w:eastAsia="Times New Roman" w:cs="Times New Roman"/>
@@ -1563,16 +1559,12 @@
     <w:p>
       <w:pPr>
         <w:pStyle w:val="Normal"/>
-        <w:numPr>
-          <w:ilvl w:val="0"/>
-          <w:numId w:val="1"/>
-        </w:numPr>
         <w:tabs>
           <w:tab w:val="clear" w:pos="720"/>
           <w:tab w:val="left" w:pos="840" w:leader="none"/>
         </w:tabs>
         <w:spacing w:lineRule="atLeast" w:line="0"/>
-        <w:ind w:hanging="366" w:start="840" w:end="0"/>
+        <w:ind w:firstLineChars="0" w:firstLine="0" w:startChars="0" w:start="0" w:endChars="0" w:end="0"/>
         <w:jc w:val="both"/>
         <w:rPr>
           <w:rFonts w:ascii="Times New Roman" w:hAnsi="Times New Roman" w:eastAsia="Times New Roman" w:cs="Times New Roman"/>
@@ -1920,6 +1912,7 @@
     <w:lvl w:ilvl="0">
       <w:start w:val="1"/>
       <w:numFmt w:val="decimal"/>
+      <w:suff w:val="space"/>
       <w:lvlText w:val="%1."/>
       <w:lvlJc w:val="start"/>
       <w:pPr>
@@ -1928,126 +1921,6 @@
         </w:tabs>
         <w:ind w:start="0" w:hanging="0"/>
       </w:pPr>
-    </w:lvl>
-    <w:lvl w:ilvl="1">
-      <w:start w:val="1"/>
-      <w:numFmt w:val="bullet"/>
-      <w:lvlText w:val=""/>
-      <w:lvlJc w:val="start"/>
-      <w:pPr>
-        <w:tabs>
-          <w:tab w:val="num" w:pos="0"/>
-        </w:tabs>
-        <w:ind w:start="0" w:hanging="0"/>
-      </w:pPr>
-      <w:rPr>
-        <w:rFonts w:ascii="Symbol" w:hAnsi="Symbol" w:cs="Symbol" w:hint="default"/>
-      </w:rPr>
-    </w:lvl>
-    <w:lvl w:ilvl="2">
-      <w:start w:val="1"/>
-      <w:numFmt w:val="bullet"/>
-      <w:lvlText w:val=""/>
-      <w:lvlJc w:val="start"/>
-      <w:pPr>
-        <w:tabs>
-          <w:tab w:val="num" w:pos="0"/>
-        </w:tabs>
-        <w:ind w:start="0" w:hanging="0"/>
-      </w:pPr>
-      <w:rPr>
-        <w:rFonts w:ascii="Symbol" w:hAnsi="Symbol" w:cs="Symbol" w:hint="default"/>
-      </w:rPr>
-    </w:lvl>
-    <w:lvl w:ilvl="3">
-      <w:start w:val="1"/>
-      <w:numFmt w:val="bullet"/>
-      <w:lvlText w:val=""/>
-      <w:lvlJc w:val="start"/>
-      <w:pPr>
-        <w:tabs>
-          <w:tab w:val="num" w:pos="0"/>
-        </w:tabs>
-        <w:ind w:start="0" w:hanging="0"/>
-      </w:pPr>
-      <w:rPr>
-        <w:rFonts w:ascii="Symbol" w:hAnsi="Symbol" w:cs="Symbol" w:hint="default"/>
-      </w:rPr>
-    </w:lvl>
-    <w:lvl w:ilvl="4">
-      <w:start w:val="1"/>
-      <w:numFmt w:val="bullet"/>
-      <w:lvlText w:val=""/>
-      <w:lvlJc w:val="start"/>
-      <w:pPr>
-        <w:tabs>
-          <w:tab w:val="num" w:pos="0"/>
-        </w:tabs>
-        <w:ind w:start="0" w:hanging="0"/>
-      </w:pPr>
-      <w:rPr>
-        <w:rFonts w:ascii="Symbol" w:hAnsi="Symbol" w:cs="Symbol" w:hint="default"/>
-      </w:rPr>
-    </w:lvl>
-    <w:lvl w:ilvl="5">
-      <w:start w:val="1"/>
-      <w:numFmt w:val="bullet"/>
-      <w:lvlText w:val=""/>
-      <w:lvlJc w:val="start"/>
-      <w:pPr>
-        <w:tabs>
-          <w:tab w:val="num" w:pos="0"/>
-        </w:tabs>
-        <w:ind w:start="0" w:hanging="0"/>
-      </w:pPr>
-      <w:rPr>
-        <w:rFonts w:ascii="Symbol" w:hAnsi="Symbol" w:cs="Symbol" w:hint="default"/>
-      </w:rPr>
-    </w:lvl>
-    <w:lvl w:ilvl="6">
-      <w:start w:val="1"/>
-      <w:numFmt w:val="bullet"/>
-      <w:lvlText w:val=""/>
-      <w:lvlJc w:val="start"/>
-      <w:pPr>
-        <w:tabs>
-          <w:tab w:val="num" w:pos="0"/>
-        </w:tabs>
-        <w:ind w:start="0" w:hanging="0"/>
-      </w:pPr>
-      <w:rPr>
-        <w:rFonts w:ascii="Symbol" w:hAnsi="Symbol" w:cs="Symbol" w:hint="default"/>
-      </w:rPr>
-    </w:lvl>
-    <w:lvl w:ilvl="7">
-      <w:start w:val="1"/>
-      <w:numFmt w:val="bullet"/>
-      <w:lvlText w:val=""/>
-      <w:lvlJc w:val="start"/>
-      <w:pPr>
-        <w:tabs>
-          <w:tab w:val="num" w:pos="0"/>
-        </w:tabs>
-        <w:ind w:start="0" w:hanging="0"/>
-      </w:pPr>
-      <w:rPr>
-        <w:rFonts w:ascii="Symbol" w:hAnsi="Symbol" w:cs="Symbol" w:hint="default"/>
-      </w:rPr>
-    </w:lvl>
-    <w:lvl w:ilvl="8">
-      <w:start w:val="1"/>
-      <w:numFmt w:val="bullet"/>
-      <w:lvlText w:val=""/>
-      <w:lvlJc w:val="start"/>
-      <w:pPr>
-        <w:tabs>
-          <w:tab w:val="num" w:pos="0"/>
-        </w:tabs>
-        <w:ind w:start="0" w:hanging="0"/>
-      </w:pPr>
-      <w:rPr>
-        <w:rFonts w:ascii="Symbol" w:hAnsi="Symbol" w:cs="Symbol" w:hint="default"/>
-      </w:rPr>
     </w:lvl>
   </w:abstractNum>
   <w:abstractNum w:abstractNumId="2">

--- a/TDS Skill/templates/active/TDS_CN_国彩模板.docx
+++ b/TDS Skill/templates/active/TDS_CN_国彩模板.docx
@@ -1500,26 +1500,10 @@
     <w:p>
       <w:pPr>
         <w:pStyle w:val="Normal"/>
-        <w:spacing w:lineRule="atLeast" w:line="0"/>
-        <w:rPr>
-          <w:rFonts w:ascii="宋体" w:hAnsi="宋体" w:cs="宋体"/>
-          <w:b/>
-          <w:sz w:val="13"/>
-          <w:szCs w:val="6"/>
-        </w:rPr>
-      </w:pPr>
-      <w:r>
-        <w:rPr>
-          <w:rFonts w:cs="宋体" w:ascii="宋体" w:hAnsi="宋体"/>
-          <w:b/>
-          <w:sz w:val="13"/>
-          <w:szCs w:val="6"/>
-        </w:rPr>
-      </w:r>
-    </w:p>
-    <w:p>
-      <w:pPr>
-        <w:pStyle w:val="Normal"/>
+        <w:numPr>
+          <w:ilvl w:val="0"/>
+          <w:numId w:val="0"/>
+        </w:numPr>
         <w:tabs>
           <w:tab w:val="clear" w:pos="720"/>
           <w:tab w:val="left" w:pos="840" w:leader="none"/>
@@ -1528,37 +1512,27 @@
         <w:ind w:firstLineChars="0" w:firstLine="0" w:startChars="0" w:start="0" w:endChars="0" w:end="0"/>
         <w:jc w:val="both"/>
         <w:rPr>
-          <w:rFonts w:ascii="Times New Roman" w:hAnsi="Times New Roman" w:eastAsia="Times New Roman" w:cs="Times New Roman"/>
-          <w:sz w:val="24"/>
-        </w:rPr>
-      </w:pPr>
-      <w:r>
-        <w:rPr>
-          <w:rFonts w:ascii="宋体" w:hAnsi="宋体" w:cs="Times New Roman" w:hint="eastAsia"/>
-          <w:sz w:val="24"/>
-        </w:rPr>
-        <w:t>自乳化固体环氧，储存稳定性佳，储存过程粘度稳定；</w:t>
-      </w:r>
-    </w:p>
-    <w:p>
-      <w:pPr>
-        <w:pStyle w:val="Normal"/>
-        <w:spacing w:lineRule="exact" w:line="98"/>
-        <w:rPr>
-          <w:rFonts w:ascii="Times New Roman" w:hAnsi="Times New Roman" w:eastAsia="Times New Roman" w:cs="Times New Roman"/>
-          <w:sz w:val="24"/>
-        </w:rPr>
-      </w:pPr>
-      <w:r>
-        <w:rPr>
-          <w:rFonts w:eastAsia="Times New Roman" w:cs="Times New Roman" w:ascii="Times New Roman" w:hAnsi="Times New Roman"/>
-          <w:sz w:val="24"/>
-        </w:rPr>
-      </w:r>
-    </w:p>
-    <w:p>
-      <w:pPr>
-        <w:pStyle w:val="Normal"/>
+          <w:rFonts w:ascii="宋体" w:hAnsi="宋体" w:eastAsia="宋体" w:cs="Times New Roman" w:hint="eastAsia"/>
+          <w:sz w:val="11"/>
+          <w:szCs w:val="6"/>
+        </w:rPr>
+      </w:pPr>
+      <w:r>
+        <w:rPr>
+          <w:rFonts w:eastAsia="宋体" w:cs="Times New Roman" w:hint="eastAsia" w:ascii="宋体" w:hAnsi="宋体"/>
+          <w:b/>
+          <w:sz w:val="11"/>
+          <w:szCs w:val="6"/>
+        </w:rPr>
+      </w:r>
+    </w:p>
+    <w:p>
+      <w:pPr>
+        <w:pStyle w:val="Normal"/>
+        <w:numPr>
+          <w:ilvl w:val="0"/>
+          <w:numId w:val="1"/>
+        </w:numPr>
         <w:tabs>
           <w:tab w:val="clear" w:pos="720"/>
           <w:tab w:val="left" w:pos="840" w:leader="none"/>
@@ -1567,7 +1541,7 @@
         <w:ind w:firstLineChars="0" w:firstLine="0" w:startChars="0" w:start="0" w:endChars="0" w:end="0"/>
         <w:jc w:val="both"/>
         <w:rPr>
-          <w:rFonts w:ascii="Times New Roman" w:hAnsi="Times New Roman" w:eastAsia="Times New Roman" w:cs="Times New Roman"/>
+          <w:rFonts w:ascii="宋体" w:hAnsi="宋体" w:eastAsia="宋体" w:cs="Times New Roman" w:hint="eastAsia"/>
           <w:sz w:val="24"/>
         </w:rPr>
       </w:pPr>
@@ -1576,24 +1550,61 @@
           <w:rFonts w:ascii="宋体" w:hAnsi="宋体" w:cs="Times New Roman" w:hint="eastAsia"/>
           <w:sz w:val="24"/>
         </w:rPr>
-        <w:t>对配方设计的容忍度高，可直接用于色浆研磨。</w:t>
-      </w:r>
-    </w:p>
-    <w:p>
-      <w:pPr>
-        <w:pStyle w:val="Normal"/>
-        <w:spacing w:lineRule="exact" w:line="207"/>
-        <w:rPr>
-          <w:rFonts w:ascii="Times New Roman" w:hAnsi="Times New Roman" w:eastAsia="Times New Roman" w:cs="Times New Roman"/>
-          <w:sz w:val="11"/>
-          <w:szCs w:val="6"/>
-        </w:rPr>
-      </w:pPr>
-      <w:r>
-        <w:rPr>
-          <w:rFonts w:eastAsia="Times New Roman" w:cs="Times New Roman" w:ascii="Times New Roman" w:hAnsi="Times New Roman"/>
-          <w:sz w:val="11"/>
-          <w:szCs w:val="6"/>
+        <w:t>自乳化固体环氧，储存稳定性佳，储存过程粘度稳定；</w:t>
+      </w:r>
+    </w:p>
+    <w:p>
+      <w:pPr>
+        <w:pStyle w:val="Normal"/>
+        <w:numPr>
+          <w:ilvl w:val="0"/>
+          <w:numId w:val="1"/>
+        </w:numPr>
+        <w:tabs>
+          <w:tab w:val="clear" w:pos="720"/>
+          <w:tab w:val="left" w:pos="840" w:leader="none"/>
+        </w:tabs>
+        <w:spacing w:lineRule="atLeast" w:line="0"/>
+        <w:ind w:firstLineChars="0" w:firstLine="0" w:startChars="0" w:start="0" w:endChars="0" w:end="0"/>
+        <w:jc w:val="both"/>
+        <w:rPr>
+          <w:rFonts w:ascii="宋体" w:hAnsi="宋体" w:eastAsia="宋体" w:cs="Times New Roman" w:hint="eastAsia"/>
+          <w:sz w:val="24"/>
+        </w:rPr>
+      </w:pPr>
+      <w:r>
+        <w:rPr>
+          <w:rFonts w:ascii="宋体" w:hAnsi="宋体" w:cs="Times New Roman" w:hint="eastAsia"/>
+          <w:sz w:val="24"/>
+        </w:rPr>
+        <w:t>对配方设计的容忍度高，可直接用于色浆研磨；</w:t>
+      </w:r>
+    </w:p>
+    <w:p>
+      <w:pPr>
+        <w:pStyle w:val="Normal"/>
+        <w:numPr>
+          <w:ilvl w:val="0"/>
+          <w:numId w:val="0"/>
+        </w:numPr>
+        <w:tabs>
+          <w:tab w:val="clear" w:pos="720"/>
+          <w:tab w:val="left" w:pos="840" w:leader="none"/>
+        </w:tabs>
+        <w:spacing w:lineRule="atLeast" w:line="0"/>
+        <w:ind w:hanging="0" w:start="0"/>
+        <w:jc w:val="both"/>
+        <w:rPr>
+          <w:rFonts w:ascii="宋体" w:hAnsi="宋体" w:cs="宋体"/>
+          <w:b/>
+          <w:sz w:val="28"/>
+        </w:rPr>
+      </w:pPr>
+      <w:r>
+        <w:rPr>
+          <w:rFonts w:eastAsia="宋体" w:cs="宋体" w:hint="eastAsia" w:ascii="宋体" w:hAnsi="宋体"/>
+          <w:b/>
+          <w:sz w:val="28"/>
         </w:rPr>
       </w:r>
     </w:p>
@@ -1912,7 +1923,6 @@
     <w:lvl w:ilvl="0">
       <w:start w:val="1"/>
       <w:numFmt w:val="decimal"/>
-      <w:suff w:val="space"/>
       <w:lvlText w:val="%1."/>
       <w:lvlJc w:val="start"/>
       <w:pPr>

--- a/TDS Skill/templates/active/TDS_CN_国彩模板.docx
+++ b/TDS Skill/templates/active/TDS_CN_国彩模板.docx
@@ -1533,17 +1533,16 @@
           <w:ilvl w:val="0"/>
           <w:numId w:val="1"/>
         </w:numPr>
+        <w:spacing w:lineRule="atLeast" w:line="0"/>
+        <w:ind w:left="840" w:hanging="360"/>
+        <w:jc w:val="both"/>
+        <w:rPr>
+          <w:rFonts w:ascii="宋体" w:hAnsi="宋体" w:eastAsia="宋体" w:cs="Times New Roman" w:hint="eastAsia"/>
+          <w:sz w:val="24"/>
+        </w:rPr>
         <w:tabs>
-          <w:tab w:val="clear" w:pos="720"/>
-          <w:tab w:val="left" w:pos="840" w:leader="none"/>
+          <w:tab w:val="left" w:pos="840"/>
         </w:tabs>
-        <w:spacing w:lineRule="atLeast" w:line="0"/>
-        <w:ind w:firstLineChars="0" w:firstLine="0" w:startChars="0" w:start="0" w:endChars="0" w:end="0"/>
-        <w:jc w:val="both"/>
-        <w:rPr>
-          <w:rFonts w:ascii="宋体" w:hAnsi="宋体" w:eastAsia="宋体" w:cs="Times New Roman" w:hint="eastAsia"/>
-          <w:sz w:val="24"/>
-        </w:rPr>
       </w:pPr>
       <w:r>
         <w:rPr>
@@ -1560,17 +1559,16 @@
           <w:ilvl w:val="0"/>
           <w:numId w:val="1"/>
         </w:numPr>
+        <w:spacing w:lineRule="atLeast" w:line="0"/>
+        <w:ind w:left="840" w:hanging="360"/>
+        <w:jc w:val="both"/>
+        <w:rPr>
+          <w:rFonts w:ascii="宋体" w:hAnsi="宋体" w:eastAsia="宋体" w:cs="Times New Roman" w:hint="eastAsia"/>
+          <w:sz w:val="24"/>
+        </w:rPr>
         <w:tabs>
-          <w:tab w:val="clear" w:pos="720"/>
-          <w:tab w:val="left" w:pos="840" w:leader="none"/>
+          <w:tab w:val="left" w:pos="840"/>
         </w:tabs>
-        <w:spacing w:lineRule="atLeast" w:line="0"/>
-        <w:ind w:firstLineChars="0" w:firstLine="0" w:startChars="0" w:start="0" w:endChars="0" w:end="0"/>
-        <w:jc w:val="both"/>
-        <w:rPr>
-          <w:rFonts w:ascii="宋体" w:hAnsi="宋体" w:eastAsia="宋体" w:cs="Times New Roman" w:hint="eastAsia"/>
-          <w:sz w:val="24"/>
-        </w:rPr>
       </w:pPr>
       <w:r>
         <w:rPr>

--- a/TDS Skill/templates/active/TDS_CN_国彩模板.docx
+++ b/TDS Skill/templates/active/TDS_CN_国彩模板.docx
@@ -193,7 +193,8 @@
     <w:p>
       <w:pPr>
         <w:spacing w:line="0" w:lineRule="atLeast"/>
-        <w:ind w:left="3020" w:right="0"/>
+        <w:jc w:val="center"/>
+        <w:ind w:right="0"/>
         <w:rPr>
           <w:rFonts w:hint="eastAsia" w:ascii="Times New Roman" w:hAnsi="Times New Roman" w:cs="Times New Roman"/>
           <w:b/>
@@ -221,7 +222,7 @@
     </w:p>
     <w:p>
       <w:pPr>
-        <w:spacing w:line="0" w:lineRule="atLeast"/>
+        <w:spacing w:line="0" w:lineRule="atLeast" w:before="100" w:after="80"/>
         <w:rPr>
           <w:rFonts w:ascii="宋体" w:hAnsi="宋体" w:cs="宋体"/>
           <w:b/>
@@ -250,7 +251,7 @@
     </w:p>
     <w:p>
       <w:pPr>
-        <w:spacing w:line="324" w:lineRule="auto"/>
+        <w:spacing w:line="300" w:lineRule="auto" w:before="0" w:after="60"/>
         <w:ind w:left="0" w:leftChars="0" w:right="0" w:rightChars="0" w:firstLineChars="200"/>
         <w:rPr>
           <w:rFonts w:hint="eastAsia" w:ascii="宋体" w:hAnsi="宋体" w:cs="宋体"/>
@@ -268,7 +269,7 @@
     </w:p>
     <w:p>
       <w:pPr>
-        <w:spacing w:line="0" w:lineRule="atLeast"/>
+        <w:spacing w:line="0" w:lineRule="atLeast" w:before="160" w:after="80"/>
         <w:rPr>
           <w:rFonts w:ascii="宋体" w:hAnsi="宋体" w:eastAsia="宋体" w:cs="Times New Roman"/>
           <w:b/>
@@ -297,7 +298,7 @@
     </w:p>
     <w:p>
       <w:pPr>
-        <w:spacing w:line="324" w:lineRule="auto"/>
+        <w:spacing w:line="300" w:lineRule="auto" w:before="0" w:after="60"/>
         <w:ind w:left="0" w:leftChars="0" w:right="0" w:rightChars="0" w:firstLineChars="200"/>
         <w:rPr>
           <w:rFonts w:hint="eastAsia" w:ascii="宋体" w:hAnsi="宋体" w:cs="宋体"/>
@@ -316,7 +317,7 @@
     </w:p>
     <w:p>
       <w:pPr>
-        <w:spacing w:line="0" w:lineRule="atLeast"/>
+        <w:spacing w:line="0" w:lineRule="atLeast" w:before="160" w:after="80"/>
         <w:rPr>
           <w:rFonts w:ascii="宋体" w:hAnsi="宋体" w:cs="宋体"/>
           <w:b/>
@@ -1232,7 +1233,7 @@
     </w:p>
     <w:p>
       <w:pPr>
-        <w:spacing w:line="0" w:lineRule="atLeast"/>
+        <w:spacing w:line="0" w:lineRule="atLeast" w:before="160" w:after="80"/>
         <w:rPr>
           <w:rFonts w:ascii="宋体" w:hAnsi="宋体" w:cs="宋体"/>
           <w:b/>
@@ -1276,7 +1277,7 @@
         <w:tabs>
           <w:tab w:val="left" w:pos="840"/>
         </w:tabs>
-        <w:spacing w:line="0" w:lineRule="atLeast"/>
+        <w:spacing w:line="280" w:lineRule="auto" w:before="0" w:after="60"/>
         <w:ind w:left="840" w:hanging="360"/>
         <w:jc w:val="both"/>
         <w:rPr>
@@ -1301,7 +1302,7 @@
         <w:tabs>
           <w:tab w:val="left" w:pos="840"/>
         </w:tabs>
-        <w:spacing w:line="0" w:lineRule="atLeast"/>
+        <w:spacing w:line="280" w:lineRule="auto" w:before="0" w:after="60"/>
         <w:ind w:left="840" w:hanging="360"/>
         <w:jc w:val="both"/>
         <w:rPr>
@@ -1339,7 +1340,7 @@
     </w:p>
     <w:p>
       <w:pPr>
-        <w:spacing w:line="0" w:lineRule="atLeast"/>
+        <w:spacing w:line="0" w:lineRule="atLeast" w:before="160" w:after="80"/>
         <w:rPr>
           <w:rFonts w:ascii="宋体" w:hAnsi="宋体" w:cs="宋体"/>
           <w:b/>
@@ -1368,7 +1369,7 @@
     </w:p>
     <w:p>
       <w:pPr>
-        <w:spacing w:line="0" w:lineRule="atLeast"/>
+        <w:spacing w:line="300" w:lineRule="auto" w:before="0" w:after="60"/>
         <w:ind w:left="0" w:leftChars="0" w:right="0" w:rightChars="0" w:firstLineChars="200"/>
         <w:rPr>
           <w:rFonts w:ascii="宋体" w:hAnsi="宋体" w:cs="宋体"/>
@@ -1395,7 +1396,7 @@
     </w:p>
     <w:p>
       <w:pPr>
-        <w:spacing w:line="0" w:lineRule="atLeast"/>
+        <w:spacing w:line="0" w:lineRule="atLeast" w:before="160" w:after="80"/>
         <w:rPr>
           <w:rFonts w:ascii="宋体" w:hAnsi="宋体" w:cs="宋体"/>
           <w:b/>
@@ -1424,7 +1425,7 @@
     </w:p>
     <w:p>
       <w:pPr>
-        <w:spacing w:line="324" w:lineRule="auto"/>
+        <w:spacing w:line="300" w:lineRule="auto" w:before="0" w:after="60"/>
         <w:ind w:left="0" w:leftChars="0" w:right="0" w:rightChars="0" w:firstLineChars="200"/>
         <w:rPr>
           <w:rFonts w:ascii="Times New Roman" w:hAnsi="Times New Roman" w:eastAsia="宋体" w:cs="Times New Roman"/>
